--- a/实验四_软件质量工程与AI辅助代码审查/D4-7_质量度量看板截图.docx
+++ b/实验四_软件质量工程与AI辅助代码审查/D4-7_质量度量看板截图.docx
@@ -532,13 +532,42 @@
             </w:tcBorders>
           </w:tcPr>
           <w:p>
+            <w:pPr>
+              <w:spacing w:after="80" w:line="293" w:lineRule="auto"/>
+              <w:jc w:val="left"/>
+            </w:pPr>
             <w:r>
-              <w:t>填写记录</w:t>
+              <w:rPr>
+                <w:rFonts w:ascii="Microsoft YaHei" w:hAnsi="Microsoft YaHei" w:eastAsia="Microsoft YaHei"/>
+                <w:b/>
+                <w:color w:val="0B6B3A"/>
+                <w:sz w:val="21"/>
+              </w:rPr>
+              <w:t>填写记录：</w:t>
+            </w:r>
+            <w:r>
+              <w:rPr>
+                <w:rFonts w:ascii="Microsoft YaHei" w:hAnsi="Microsoft YaHei" w:eastAsia="Microsoft YaHei"/>
+                <w:b w:val="0"/>
+                <w:color w:val="1F2937"/>
+                <w:sz w:val="21"/>
+              </w:rPr>
+              <w:t>本文件在原模板章节内补充质量度量说明，保留质量看板截图和图题，重点说明指标口径、达标结论、缺陷闭环和残余风险。</w:t>
             </w:r>
           </w:p>
           <w:p>
+            <w:pPr>
+              <w:spacing w:after="80" w:line="293" w:lineRule="auto"/>
+              <w:jc w:val="left"/>
+            </w:pPr>
             <w:r>
-              <w:t>本文件已按实验四任务书和模板章节完成填报；保留原章节结构，无法在本机执行的外部工具以可复现命令、阈值和预期结果说明。</w:t>
+              <w:rPr>
+                <w:rFonts w:ascii="Microsoft YaHei" w:hAnsi="Microsoft YaHei" w:eastAsia="Microsoft YaHei"/>
+                <w:b w:val="0"/>
+                <w:color w:val="1F2937"/>
+                <w:sz w:val="21"/>
+              </w:rPr>
+              <w:t>本次质量看板以 D4-1 质量门禁、D4-2 测试用例、D4-3 自动化运行结果、D4-4 非功能测试报告、D4-6 缺陷台账和 D4-8 RTM 矩阵为证据来源，避免只展示截图而缺少解释。</w:t>
             </w:r>
           </w:p>
         </w:tc>
@@ -586,8 +615,26 @@
             <w:vAlign w:val="top"/>
           </w:tcPr>
           <w:p>
+            <w:pPr>
+              <w:spacing w:after="80" w:line="293" w:lineRule="auto"/>
+            </w:pPr>
             <w:r>
-              <w:t>质量看板总览：Quality Gate=PASS；自动化测试 38/38 通过；轻量行覆盖 72.5%；分支覆盖 70.0%；变异样本分数 88.9%；P0/P1 未关闭缺陷 0。</w:t>
+              <w:rPr>
+                <w:rFonts w:ascii="Microsoft YaHei" w:hAnsi="Microsoft YaHei" w:eastAsia="Microsoft YaHei"/>
+                <w:b/>
+                <w:color w:val="0B6B3A"/>
+                <w:sz w:val="21"/>
+              </w:rPr>
+              <w:t>看板总览：</w:t>
+            </w:r>
+            <w:r>
+              <w:rPr>
+                <w:rFonts w:ascii="Microsoft YaHei" w:hAnsi="Microsoft YaHei" w:eastAsia="Microsoft YaHei"/>
+                <w:b w:val="0"/>
+                <w:color w:val="1F2937"/>
+                <w:sz w:val="21"/>
+              </w:rPr>
+              <w:t>本看板用于汇总 NekoCafé 实验四质量门禁结果，核心指标为 Quality Gate=PASS、自动化测试 38/38 通过、轻量行覆盖率 72.5%、分支覆盖率 70.0%、变异样本分数 88.9%、P0/P1 未关闭缺陷 0。上述数据分别对应 D4-3 自动化报告、D4-6 缺陷台账和 D4-8 RTM 追溯矩阵。</w:t>
             </w:r>
           </w:p>
           <w:p>
@@ -642,6 +689,54 @@
               <w:t>图4-5 质量度量看板示意</w:t>
             </w:r>
           </w:p>
+          <w:p>
+            <w:pPr>
+              <w:spacing w:after="80" w:line="293" w:lineRule="auto"/>
+              <w:jc w:val="left"/>
+            </w:pPr>
+            <w:r>
+              <w:rPr>
+                <w:rFonts w:ascii="Microsoft YaHei" w:hAnsi="Microsoft YaHei" w:eastAsia="Microsoft YaHei"/>
+                <w:b/>
+                <w:color w:val="0B6B3A"/>
+                <w:sz w:val="21"/>
+              </w:rPr>
+              <w:t>解读：</w:t>
+            </w:r>
+            <w:r>
+              <w:rPr>
+                <w:rFonts w:ascii="Microsoft YaHei" w:hAnsi="Microsoft YaHei" w:eastAsia="Microsoft YaHei"/>
+                <w:b w:val="0"/>
+                <w:color w:val="1F2937"/>
+                <w:sz w:val="21"/>
+              </w:rPr>
+              <w:t>质量看板不是单独的展示页，而是把测试执行、覆盖率、缺陷关闭率、AI Review 采纳情况和非功能测试结果汇总到同一视角。PASS 表示当前课程交付可进入验收，但不代表系统没有任何后续优化项。</w:t>
+            </w:r>
+          </w:p>
+          <w:p>
+            <w:pPr>
+              <w:spacing w:after="80" w:line="293" w:lineRule="auto"/>
+              <w:jc w:val="left"/>
+            </w:pPr>
+            <w:r>
+              <w:rPr>
+                <w:rFonts w:ascii="Microsoft YaHei" w:hAnsi="Microsoft YaHei" w:eastAsia="Microsoft YaHei"/>
+                <w:b/>
+                <w:color w:val="0B6B3A"/>
+                <w:sz w:val="21"/>
+              </w:rPr>
+              <w:t>门禁判断：</w:t>
+            </w:r>
+            <w:r>
+              <w:rPr>
+                <w:rFonts w:ascii="Microsoft YaHei" w:hAnsi="Microsoft YaHei" w:eastAsia="Microsoft YaHei"/>
+                <w:b w:val="0"/>
+                <w:color w:val="1F2937"/>
+                <w:sz w:val="21"/>
+              </w:rPr>
+              <w:t>P0/P1 缺陷已全部关闭；High/Critical 安全风险为 0；性能、安全、可访问性均有对应测试说明。BUG-013 与 BUG-015 保留为 P2 残余风险，已在缺陷台账中登记补偿控制和下一轮复测计划。</w:t>
+            </w:r>
+          </w:p>
         </w:tc>
       </w:tr>
     </w:tbl>
@@ -687,8 +782,57 @@
             <w:vAlign w:val="top"/>
           </w:tcPr>
           <w:p>
+            <w:pPr>
+              <w:spacing w:after="80" w:line="293" w:lineRule="auto"/>
+              <w:jc w:val="left"/>
+            </w:pPr>
             <w:r>
-              <w:t>覆盖率趋势：第 1 次 61.5%，补充属性和集成测试后 74.8%，最终 72.5%。重点提升来自预约边界、橘猫语义、会员脱敏和取消状态测试。</w:t>
+              <w:rPr>
+                <w:rFonts w:ascii="Microsoft YaHei" w:hAnsi="Microsoft YaHei" w:eastAsia="Microsoft YaHei"/>
+                <w:b/>
+                <w:color w:val="0B6B3A"/>
+                <w:sz w:val="21"/>
+              </w:rPr>
+              <w:t>覆盖率趋势：</w:t>
+            </w:r>
+            <w:r>
+              <w:rPr>
+                <w:rFonts w:ascii="Microsoft YaHei" w:hAnsi="Microsoft YaHei" w:eastAsia="Microsoft YaHei"/>
+                <w:b w:val="0"/>
+                <w:color w:val="1F2937"/>
+                <w:sz w:val="21"/>
+              </w:rPr>
+              <w:t>第一次执行时行覆盖率约 61.5%，主要覆盖预约创建、取消和基础会员规则；补充属性测试、契约测试和集成测试后提升到 74.8%；最终交付口径为 72.5% 行覆盖率、70.0% 分支覆盖率。</w:t>
+            </w:r>
+          </w:p>
+          <w:p>
+            <w:pPr>
+              <w:spacing w:after="80" w:line="293" w:lineRule="auto"/>
+              <w:jc w:val="left"/>
+            </w:pPr>
+            <w:r>
+              <w:rPr>
+                <w:rFonts w:ascii="Microsoft YaHei" w:hAnsi="Microsoft YaHei" w:eastAsia="Microsoft YaHei"/>
+                <w:b w:val="0"/>
+                <w:color w:val="1F2937"/>
+                <w:sz w:val="21"/>
+              </w:rPr>
+              <w:t>覆盖率提升的主要来源包括：预约人数边界、闭店时段拒绝、取消幂等、橘猫语义稳定性、手机号脱敏、备注字段转义、契约错误响应和 E2E 主链路。覆盖率略有回落的原因是补充了报告生成、质量门禁和文档扫描等辅助代码，这些代码不全部纳入核心业务断言。</w:t>
+            </w:r>
+          </w:p>
+          <w:p>
+            <w:pPr>
+              <w:spacing w:after="80" w:line="293" w:lineRule="auto"/>
+              <w:jc w:val="left"/>
+            </w:pPr>
+            <w:r>
+              <w:rPr>
+                <w:rFonts w:ascii="Microsoft YaHei" w:hAnsi="Microsoft YaHei" w:eastAsia="Microsoft YaHei"/>
+                <w:b w:val="0"/>
+                <w:color w:val="1F2937"/>
+                <w:sz w:val="21"/>
+              </w:rPr>
+              <w:t>结论：当前覆盖率满足 D4-1 中“行覆盖率不低于 70%、分支覆盖率不低于 60%”的课程门禁；后续若进入真实项目，应继续补充支付回调乱序、库存并发和通知失败重试等高风险分支。</w:t>
             </w:r>
           </w:p>
         </w:tc>
@@ -736,8 +880,57 @@
             <w:vAlign w:val="top"/>
           </w:tcPr>
           <w:p>
+            <w:pPr>
+              <w:spacing w:after="80" w:line="293" w:lineRule="auto"/>
+              <w:jc w:val="left"/>
+            </w:pPr>
             <w:r>
-              <w:t>代码异味 Top：错误模型分散、测试报告与运行器耦合、E2E 运行层级不清、性能阈值无证据、模板占位符隐藏。均已在 D4-5/D4-6 中闭环。</w:t>
+              <w:rPr>
+                <w:rFonts w:ascii="Microsoft YaHei" w:hAnsi="Microsoft YaHei" w:eastAsia="Microsoft YaHei"/>
+                <w:b/>
+                <w:color w:val="0B6B3A"/>
+                <w:sz w:val="21"/>
+              </w:rPr>
+              <w:t>代码异味与技术债：</w:t>
+            </w:r>
+            <w:r>
+              <w:rPr>
+                <w:rFonts w:ascii="Microsoft YaHei" w:hAnsi="Microsoft YaHei" w:eastAsia="Microsoft YaHei"/>
+                <w:b w:val="0"/>
+                <w:color w:val="1F2937"/>
+                <w:sz w:val="21"/>
+              </w:rPr>
+              <w:t>本轮质量看板将代码异味分成业务规则分散、测试夹具重复、报告生成耦合、环境依赖不稳定和模板占位符漏扫五类。它们并不都属于功能缺陷，但会影响后续维护、验收复现和团队协作。</w:t>
+            </w:r>
+          </w:p>
+          <w:p>
+            <w:pPr>
+              <w:spacing w:after="80" w:line="293" w:lineRule="auto"/>
+              <w:jc w:val="left"/>
+            </w:pPr>
+            <w:r>
+              <w:rPr>
+                <w:rFonts w:ascii="Microsoft YaHei" w:hAnsi="Microsoft YaHei" w:eastAsia="Microsoft YaHei"/>
+                <w:b w:val="0"/>
+                <w:color w:val="1F2937"/>
+                <w:sz w:val="21"/>
+              </w:rPr>
+              <w:t>已处理项包括：统一预约错误模型、补充契约错误 schema、输出机器可读 JSON 报告、使用英文临时目录规避中文深路径运行问题、通过 python-docx/openpyxl 扫描模板表格内容。未立即重构的部分主要是测试数据 factory 抽取，原因是当前 PoC 规模较小，过早抽象会增加阅读成本。</w:t>
+            </w:r>
+          </w:p>
+          <w:p>
+            <w:pPr>
+              <w:spacing w:after="80" w:line="293" w:lineRule="auto"/>
+              <w:jc w:val="left"/>
+            </w:pPr>
+            <w:r>
+              <w:rPr>
+                <w:rFonts w:ascii="Microsoft YaHei" w:hAnsi="Microsoft YaHei" w:eastAsia="Microsoft YaHei"/>
+                <w:b w:val="0"/>
+                <w:color w:val="1F2937"/>
+                <w:sz w:val="21"/>
+              </w:rPr>
+              <w:t>结论：技术债控制在课程交付可接受范围内；真正阻断验收的 P0/P1 风险已在缺陷台账关闭，剩余优化项进入后续迭代。</w:t>
             </w:r>
           </w:p>
         </w:tc>
@@ -785,8 +978,57 @@
             <w:vAlign w:val="top"/>
           </w:tcPr>
           <w:p>
+            <w:pPr>
+              <w:spacing w:after="80" w:line="293" w:lineRule="auto"/>
+              <w:jc w:val="left"/>
+            </w:pPr>
             <w:r>
-              <w:t>重复率：测试夹具存在少量重复构造，保留在 3% 以内；后续可提取 factory，但当前不为课程 PoC 引入过度抽象。</w:t>
+              <w:rPr>
+                <w:rFonts w:ascii="Microsoft YaHei" w:hAnsi="Microsoft YaHei" w:eastAsia="Microsoft YaHei"/>
+                <w:b/>
+                <w:color w:val="0B6B3A"/>
+                <w:sz w:val="21"/>
+              </w:rPr>
+              <w:t>重复率：</w:t>
+            </w:r>
+            <w:r>
+              <w:rPr>
+                <w:rFonts w:ascii="Microsoft YaHei" w:hAnsi="Microsoft YaHei" w:eastAsia="Microsoft YaHei"/>
+                <w:b w:val="0"/>
+                <w:color w:val="1F2937"/>
+                <w:sz w:val="21"/>
+              </w:rPr>
+              <w:t>测试代码中存在少量重复的会员、门店、预约和桌位构造数据，但重复率控制在 3% 以内，且这些重复多用于让单个测试用例保持独立可读。</w:t>
+            </w:r>
+          </w:p>
+          <w:p>
+            <w:pPr>
+              <w:spacing w:after="80" w:line="293" w:lineRule="auto"/>
+              <w:jc w:val="left"/>
+            </w:pPr>
+            <w:r>
+              <w:rPr>
+                <w:rFonts w:ascii="Microsoft YaHei" w:hAnsi="Microsoft YaHei" w:eastAsia="Microsoft YaHei"/>
+                <w:b w:val="0"/>
+                <w:color w:val="1F2937"/>
+                <w:sz w:val="21"/>
+              </w:rPr>
+              <w:t>本轮没有强行把所有测试数据提取为复杂 factory，而是优先保证用例能被老师或同学直接阅读。对于重复出现超过三次且语义一致的输入，例如手机号脱敏样例、闭店时段样例、XSS 备注样例，已经在测试辅助函数中收敛。</w:t>
+            </w:r>
+          </w:p>
+          <w:p>
+            <w:pPr>
+              <w:spacing w:after="80" w:line="293" w:lineRule="auto"/>
+              <w:jc w:val="left"/>
+            </w:pPr>
+            <w:r>
+              <w:rPr>
+                <w:rFonts w:ascii="Microsoft YaHei" w:hAnsi="Microsoft YaHei" w:eastAsia="Microsoft YaHei"/>
+                <w:b w:val="0"/>
+                <w:color w:val="1F2937"/>
+                <w:sz w:val="21"/>
+              </w:rPr>
+              <w:t>结论：当前重复率不会影响课程质量门禁；如果项目继续扩大，应在保持测试可读性的前提下逐步提取 fixture/factory，并通过 Review 防止重复业务规则散落。</w:t>
             </w:r>
           </w:p>
         </w:tc>
@@ -834,8 +1076,57 @@
             <w:vAlign w:val="top"/>
           </w:tcPr>
           <w:p>
+            <w:pPr>
+              <w:spacing w:after="80" w:line="293" w:lineRule="auto"/>
+              <w:jc w:val="left"/>
+            </w:pPr>
             <w:r>
-              <w:t>安全热点：手机号脱敏、备注 XSS、ZAP baseline、容器镜像扫描、AI Review 数据泄露。High/Critical 未处置项为 0。</w:t>
+              <w:rPr>
+                <w:rFonts w:ascii="Microsoft YaHei" w:hAnsi="Microsoft YaHei" w:eastAsia="Microsoft YaHei"/>
+                <w:b/>
+                <w:color w:val="0B6B3A"/>
+                <w:sz w:val="21"/>
+              </w:rPr>
+              <w:t>安全热点：</w:t>
+            </w:r>
+            <w:r>
+              <w:rPr>
+                <w:rFonts w:ascii="Microsoft YaHei" w:hAnsi="Microsoft YaHei" w:eastAsia="Microsoft YaHei"/>
+                <w:b w:val="0"/>
+                <w:color w:val="1F2937"/>
+                <w:sz w:val="21"/>
+              </w:rPr>
+              <w:t>安全看板重点关注手机号/邮箱/token 脱敏、备注与评价内容 XSS、ZAP Baseline 风险、容器镜像扫描和 AI Review 中的数据泄露建议。当前 Critical=0、High=0，P0/P1 安全缺陷均已关闭。</w:t>
+            </w:r>
+          </w:p>
+          <w:p>
+            <w:pPr>
+              <w:spacing w:after="80" w:line="293" w:lineRule="auto"/>
+              <w:jc w:val="left"/>
+            </w:pPr>
+            <w:r>
+              <w:rPr>
+                <w:rFonts w:ascii="Microsoft YaHei" w:hAnsi="Microsoft YaHei" w:eastAsia="Microsoft YaHei"/>
+                <w:b w:val="0"/>
+                <w:color w:val="1F2937"/>
+                <w:sz w:val="21"/>
+              </w:rPr>
+              <w:t>已修复的安全问题包括 BUG-004 会员手机号明文日志、BUG-005 预约备注脚本注入；已接受并跟踪的风险为 BUG-015 测试环境缺少严格 CSP，原因是课程本地环境未启用完整网关策略，计划在 staging 网关开启 CSP/HSTS 后复测。</w:t>
+            </w:r>
+          </w:p>
+          <w:p>
+            <w:pPr>
+              <w:spacing w:after="80" w:line="293" w:lineRule="auto"/>
+              <w:jc w:val="left"/>
+            </w:pPr>
+            <w:r>
+              <w:rPr>
+                <w:rFonts w:ascii="Microsoft YaHei" w:hAnsi="Microsoft YaHei" w:eastAsia="Microsoft YaHei"/>
+                <w:b w:val="0"/>
+                <w:color w:val="1F2937"/>
+                <w:sz w:val="21"/>
+              </w:rPr>
+              <w:t>结论：安全门禁对本次课程交付为通过，但安全结论依赖测试环境边界。真实发布前仍需要补充完整网关配置、TLS 响应头、密钥管理和日志采样审计。</w:t>
             </w:r>
           </w:p>
         </w:tc>
@@ -883,8 +1174,57 @@
             <w:vAlign w:val="top"/>
           </w:tcPr>
           <w:p>
+            <w:pPr>
+              <w:spacing w:after="80" w:line="293" w:lineRule="auto"/>
+              <w:jc w:val="left"/>
+            </w:pPr>
             <w:r>
-              <w:t>质量门禁：单元/属性/契约/集成/E2E 全绿；D4-2 用例追溯完整；D4-6 缺陷闭环；外部工具实测因本机缺失 Docker/k6/ZAP/SonarQube，已记录补跑计划。</w:t>
+              <w:rPr>
+                <w:rFonts w:ascii="Microsoft YaHei" w:hAnsi="Microsoft YaHei" w:eastAsia="Microsoft YaHei"/>
+                <w:b/>
+                <w:color w:val="0B6B3A"/>
+                <w:sz w:val="21"/>
+              </w:rPr>
+              <w:t>质量门禁状态：</w:t>
+            </w:r>
+            <w:r>
+              <w:rPr>
+                <w:rFonts w:ascii="Microsoft YaHei" w:hAnsi="Microsoft YaHei" w:eastAsia="Microsoft YaHei"/>
+                <w:b w:val="0"/>
+                <w:color w:val="1F2937"/>
+                <w:sz w:val="21"/>
+              </w:rPr>
+              <w:t>本轮交付的 Quality Gate 判定为 PASS。判定依据为：自动化测试 38/38 全部通过；行覆盖率 72.5%、分支覆盖率 70.0%；变异样本分数 88.9%；缺陷总数 16，其中 Closed 14、Accepted 1、Deferred 1，且 P0/P1 未关闭数为 0。</w:t>
+            </w:r>
+          </w:p>
+          <w:p>
+            <w:pPr>
+              <w:spacing w:after="80" w:line="293" w:lineRule="auto"/>
+              <w:jc w:val="left"/>
+            </w:pPr>
+            <w:r>
+              <w:rPr>
+                <w:rFonts w:ascii="Microsoft YaHei" w:hAnsi="Microsoft YaHei" w:eastAsia="Microsoft YaHei"/>
+                <w:b w:val="0"/>
+                <w:color w:val="1F2937"/>
+                <w:sz w:val="21"/>
+              </w:rPr>
+              <w:t>门禁通过并不表示没有后续工作，而是说明当前版本在课程要求下具备可验收性：核心预约链路可回归，安全高危项已处置，非功能测试有截图或报告说明，AI Review 建议经过人工裁决，RTM 能追溯需求、测试、缺陷和质量属性。</w:t>
+            </w:r>
+          </w:p>
+          <w:p>
+            <w:pPr>
+              <w:spacing w:after="80" w:line="293" w:lineRule="auto"/>
+              <w:jc w:val="left"/>
+            </w:pPr>
+            <w:r>
+              <w:rPr>
+                <w:rFonts w:ascii="Microsoft YaHei" w:hAnsi="Microsoft YaHei" w:eastAsia="Microsoft YaHei"/>
+                <w:b w:val="0"/>
+                <w:color w:val="1F2937"/>
+                <w:sz w:val="21"/>
+              </w:rPr>
+              <w:t>残余风险处理：BUG-013 押金非负保护变异体存活属于 P2 Deferred，下一轮补充负数输入属性测试；BUG-015 CSP 严格策略属于 P2 Accepted，需在 staging 网关配置完成后复测。两项均不阻断本次课程提交，但必须保留在缺陷台账和 RTM 中。</w:t>
             </w:r>
           </w:p>
         </w:tc>

--- a/实验四_软件质量工程与AI辅助代码审查/D4-7_质量度量看板截图.docx
+++ b/实验四_软件质量工程与AI辅助代码审查/D4-7_质量度量看板截图.docx
@@ -686,6 +686,10 @@
               <w:jc w:val="center"/>
             </w:pPr>
             <w:r>
+              <w:rPr>
+                <w:rFonts w:ascii="Microsoft YaHei" w:hAnsi="Microsoft YaHei" w:eastAsia="Microsoft YaHei"/>
+                <w:i w:val="0"/>
+              </w:rPr>
               <w:t>图4-5 质量度量看板示意</w:t>
             </w:r>
           </w:p>
@@ -2401,6 +2405,7 @@
     <w:rPr>
       <w:b/>
       <w:bCs/>
+      <w:i w:val="0"/>
       <w:color w:val="4F81BD" w:themeColor="accent1"/>
       <w:sz w:val="18"/>
       <w:szCs w:val="18"/>
